--- a/docs/COIT12204_A4_Technical_Report_Nafi.docx
+++ b/docs/COIT12204_A4_Technical_Report_Nafi.docx
@@ -58,12 +58,52 @@
     <w:p>
       <w:pPr>
         <w:spacing w:after="200"/>
-      </w:pPr>
-      <w:r>
         <w:rPr>
           <w:color w:val="5B6B85"/>
         </w:rPr>
+      </w:pPr>
+      <w:r>
+        <w:rPr>
+          <w:color w:val="5B6B85"/>
+        </w:rPr>
         <w:t>COIT12204 AI-Assisted Software Development, Technical Report</w:t>
+      </w:r>
+    </w:p>
+    <w:p>
+      <w:pPr>
+        <w:spacing w:after="200"/>
+        <w:rPr>
+          <w:color w:val="5B6B85"/>
+        </w:rPr>
+      </w:pPr>
+    </w:p>
+    <w:p>
+      <w:pPr>
+        <w:spacing w:after="200"/>
+      </w:pPr>
+      <w:r>
+        <w:rPr>
+          <w:color w:val="5B6B85"/>
+        </w:rPr>
+        <w:t xml:space="preserve">Git </w:t>
+      </w:r>
+      <w:r>
+        <w:rPr>
+          <w:color w:val="5B6B85"/>
+        </w:rPr>
+        <w:t>repository</w:t>
+      </w:r>
+      <w:r>
+        <w:rPr>
+          <w:color w:val="5B6B85"/>
+        </w:rPr>
+        <w:t xml:space="preserve">: </w:t>
+      </w:r>
+      <w:r>
+        <w:rPr>
+          <w:color w:val="5B6B85"/>
+        </w:rPr>
+        <w:t>https://github.com/mdnafi-6824/COIT12204-A4-task-agent</w:t>
       </w:r>
     </w:p>
     <w:p>
@@ -303,6 +343,7 @@
         <w:jc w:val="both"/>
       </w:pPr>
       <w:r>
+        <w:lastRenderedPageBreak/>
         <w:t xml:space="preserve">Every message is one Pydantic model, </w:t>
       </w:r>
       <w:r>
@@ -374,7 +415,6 @@
           <w:sz w:val="18"/>
           <w:szCs w:val="18"/>
         </w:rPr>
-        <w:lastRenderedPageBreak/>
         <w:t xml:space="preserve"> "conversation_id": "a1b2c3d4", "step": 1, "in_reply_to": "9f8e7d6c5b", "message_id": "...", "sent_at": "..."}</w:t>
       </w:r>
     </w:p>
@@ -627,6 +667,7 @@
         <w:jc w:val="both"/>
       </w:pPr>
       <w:r>
+        <w:lastRenderedPageBreak/>
         <w:t xml:space="preserve">Routing failures are handled in one place. An unregistered receiver is logged as </w:t>
       </w:r>
       <w:r>
@@ -690,7 +731,6 @@
         <w:rPr>
           <w:noProof/>
         </w:rPr>
-        <w:lastRenderedPageBreak/>
         <w:drawing>
           <wp:inline distT="0" distB="0" distL="0" distR="0" wp14:anchorId="005EDFCE" wp14:editId="557539B5">
             <wp:extent cx="5731510" cy="3221355"/>
@@ -929,6 +969,7 @@
                 <w:sz w:val="19"/>
                 <w:szCs w:val="19"/>
               </w:rPr>
+              <w:lastRenderedPageBreak/>
               <w:t>Run</w:t>
             </w:r>
           </w:p>
@@ -1499,7 +1540,6 @@
                 <w:sz w:val="19"/>
                 <w:szCs w:val="19"/>
               </w:rPr>
-              <w:lastRenderedPageBreak/>
               <w:t>After fix 2</w:t>
             </w:r>
           </w:p>
@@ -2250,7 +2290,11 @@
         <w:t>Improvements after debugging.</w:t>
       </w:r>
       <w:r>
-        <w:t xml:space="preserve"> First, the Reviewer skips the model layer for a fallback answer on a revision, since the rules have already decided to accept it. That took the broken Worker run from 0% approved in 9 steps to 100% in 6. Second, the Worker trims Reviewer feedback to the guardrail limit instead of crashing. I also added "failed" and "overheat" to the fallback's urgent words after the broken run called "Server room aircon failed" medium.</w:t>
+        <w:t xml:space="preserve"> First, the Reviewer skips the model layer for a fallback answer on a revision, since the rules have already decided to accept it. That took the broken Worker run from 0% approved in 9 steps to 100% in 6. Second, the Worker trims Reviewer feedback to the guardrail limit </w:t>
+      </w:r>
+      <w:r>
+        <w:lastRenderedPageBreak/>
+        <w:t>instead of crashing. I also added "failed" and "overheat" to the fallback's urgent words after the broken run called "Server room aircon failed" medium.</w:t>
       </w:r>
     </w:p>
     <w:p>
@@ -2273,7 +2317,6 @@
           <w:sz w:val="20"/>
           <w:szCs w:val="20"/>
         </w:rPr>
-        <w:lastRenderedPageBreak/>
         <w:drawing>
           <wp:inline distT="0" distB="0" distL="0" distR="0" wp14:anchorId="6E897330" wp14:editId="44775680">
             <wp:extent cx="5731510" cy="3221355"/>
@@ -3039,6 +3082,7 @@
   <w:style w:type="character" w:default="1" w:styleId="DefaultParagraphFont">
     <w:name w:val="Default Paragraph Font"/>
     <w:uiPriority w:val="1"/>
+    <w:semiHidden/>
     <w:unhideWhenUsed/>
   </w:style>
   <w:style w:type="table" w:default="1" w:styleId="TableNormal">
